--- a/docs/cv_en.docx
+++ b/docs/cv_en.docx
@@ -1496,7 +1496,7 @@
         <w:t xml:space="preserve">At present</w:t>
       </w:r>
       <w:r>
-        <w:t xml:space="preserve">: Co-supervising 2 PhD students, supervising 2 Master students, and 1 Scientific Student Association student</w:t>
+        <w:t xml:space="preserve">: Co-supervising 3 PhD students, supervising 2 Master students</w:t>
       </w:r>
     </w:p>
     <w:p>
@@ -1515,7 +1515,7 @@
         <w:t xml:space="preserve">Graduated students</w:t>
       </w:r>
       <w:r>
-        <w:t xml:space="preserve">: 4 co-supervised PhD, 6 Master, 14 Bachelor, and 9 Scientific Student Association students</w:t>
+        <w:t xml:space="preserve">: 4 co-supervised PhD, 7 Master, 14 Bachelor, and 10 Scientific Student Association students</w:t>
       </w:r>
     </w:p>
     <w:p>
@@ -1558,7 +1558,7 @@
       </w:r>
     </w:p>
     <w:bookmarkEnd w:id="66"/>
-    <w:bookmarkStart w:id="70" w:name="workshops"/>
+    <w:bookmarkStart w:id="71" w:name="workshops"/>
     <w:p>
       <w:pPr>
         <w:pStyle w:val="Heading1"/>
@@ -1567,7 +1567,7 @@
         <w:t xml:space="preserve">Workshops</w:t>
       </w:r>
     </w:p>
-    <w:bookmarkStart w:id="68" w:name="as-lecturer"/>
+    <w:bookmarkStart w:id="69" w:name="as-lecturer"/>
     <w:p>
       <w:pPr>
         <w:pStyle w:val="Heading2"/>
@@ -1589,6 +1589,42 @@
           <w:i/>
           <w:iCs/>
         </w:rPr>
+        <w:t xml:space="preserve">Analysis of omics data PR</w:t>
+      </w:r>
+      <w:r>
+        <w:t xml:space="preserve"> </w:t>
+      </w:r>
+      <w:r>
+        <w:t xml:space="preserve">course at</w:t>
+      </w:r>
+      <w:r>
+        <w:t xml:space="preserve"> </w:t>
+      </w:r>
+      <w:hyperlink r:id="rId67">
+        <w:r>
+          <w:rPr>
+            <w:rStyle w:val="Hyperlink"/>
+          </w:rPr>
+          <w:t xml:space="preserve">Budapest Summer University 2026</w:t>
+        </w:r>
+      </w:hyperlink>
+      <w:r>
+        <w:t xml:space="preserve">, ELTE, Budapest, H</w:t>
+      </w:r>
+    </w:p>
+    <w:p>
+      <w:pPr>
+        <w:pStyle w:val="Compact"/>
+        <w:numPr>
+          <w:ilvl w:val="0"/>
+          <w:numId w:val="1014"/>
+        </w:numPr>
+      </w:pPr>
+      <w:r>
+        <w:rPr>
+          <w:i/>
+          <w:iCs/>
+        </w:rPr>
         <w:t xml:space="preserve">ELTE Carpathian Basin Hungarian Summer University</w:t>
       </w:r>
       <w:r>
@@ -1603,7 +1639,7 @@
           <w:numId w:val="1014"/>
         </w:numPr>
       </w:pPr>
-      <w:hyperlink r:id="rId67">
+      <w:hyperlink r:id="rId68">
         <w:r>
           <w:rPr>
             <w:rStyle w:val="Hyperlink"/>
@@ -1617,8 +1653,8 @@
         <w:t xml:space="preserve">, 2014 Vet-Med Uni Vienna, A: Practicals about RNA-seq data analysis</w:t>
       </w:r>
     </w:p>
-    <w:bookmarkEnd w:id="68"/>
-    <w:bookmarkStart w:id="69" w:name="as-participant"/>
+    <w:bookmarkEnd w:id="69"/>
+    <w:bookmarkStart w:id="70" w:name="as-participant"/>
     <w:p>
       <w:pPr>
         <w:pStyle w:val="Heading2"/>
@@ -1741,9 +1777,9 @@
         <w:t xml:space="preserve">, 2006, Marine Biological Lab., Woods Hole, MA, USA</w:t>
       </w:r>
     </w:p>
-    <w:bookmarkEnd w:id="69"/>
     <w:bookmarkEnd w:id="70"/>
-    <w:bookmarkStart w:id="74" w:name="memberships"/>
+    <w:bookmarkEnd w:id="71"/>
+    <w:bookmarkStart w:id="75" w:name="memberships"/>
     <w:p>
       <w:pPr>
         <w:pStyle w:val="Heading1"/>
@@ -1760,7 +1796,7 @@
           <w:numId w:val="1016"/>
         </w:numPr>
       </w:pPr>
-      <w:hyperlink r:id="rId71">
+      <w:hyperlink r:id="rId72">
         <w:r>
           <w:rPr>
             <w:rStyle w:val="Hyperlink"/>
@@ -1821,7 +1857,7 @@
       <w:r>
         <w:t xml:space="preserve"> </w:t>
       </w:r>
-      <w:hyperlink r:id="rId72">
+      <w:hyperlink r:id="rId73">
         <w:r>
           <w:rPr>
             <w:rStyle w:val="Hyperlink"/>
@@ -1851,7 +1887,7 @@
           <w:numId w:val="1016"/>
         </w:numPr>
       </w:pPr>
-      <w:hyperlink r:id="rId73">
+      <w:hyperlink r:id="rId74">
         <w:r>
           <w:rPr>
             <w:rStyle w:val="Hyperlink"/>
@@ -1900,8 +1936,8 @@
         <w:t xml:space="preserve">of the Ethical Committee of the Faculty of Science, Eötvös Loránd University (2025 – )</w:t>
       </w:r>
     </w:p>
-    <w:bookmarkEnd w:id="74"/>
-    <w:bookmarkStart w:id="75" w:name="languages"/>
+    <w:bookmarkEnd w:id="75"/>
+    <w:bookmarkStart w:id="76" w:name="languages"/>
     <w:p>
       <w:pPr>
         <w:pStyle w:val="Heading1"/>
@@ -1946,8 +1982,8 @@
         <w:t xml:space="preserve">Italian – A1 level</w:t>
       </w:r>
     </w:p>
-    <w:bookmarkEnd w:id="75"/>
-    <w:bookmarkStart w:id="76" w:name="areas-of-interest"/>
+    <w:bookmarkEnd w:id="76"/>
+    <w:bookmarkStart w:id="77" w:name="areas-of-interest"/>
     <w:p>
       <w:pPr>
         <w:pStyle w:val="Heading1"/>
@@ -2064,8 +2100,8 @@
         <w:t xml:space="preserve">Data analysis</w:t>
       </w:r>
     </w:p>
-    <w:bookmarkEnd w:id="76"/>
-    <w:bookmarkStart w:id="77" w:name="professional-skills"/>
+    <w:bookmarkEnd w:id="77"/>
+    <w:bookmarkStart w:id="78" w:name="professional-skills"/>
     <w:p>
       <w:pPr>
         <w:pStyle w:val="Heading1"/>
@@ -2130,8 +2166,8 @@
         <w:t xml:space="preserve">scripting – intermediate level</w:t>
       </w:r>
     </w:p>
-    <w:bookmarkEnd w:id="77"/>
-    <w:bookmarkStart w:id="79" w:name="reviewing-organizing-conferences"/>
+    <w:bookmarkEnd w:id="78"/>
+    <w:bookmarkStart w:id="80" w:name="reviewing-organizing-conferences"/>
     <w:p>
       <w:pPr>
         <w:pStyle w:val="Heading1"/>
@@ -2322,7 +2358,7 @@
       <w:r>
         <w:t xml:space="preserve"> </w:t>
       </w:r>
-      <w:hyperlink r:id="rId78">
+      <w:hyperlink r:id="rId79">
         <w:r>
           <w:rPr>
             <w:rStyle w:val="Hyperlink"/>
@@ -2334,8 +2370,8 @@
         <w:t xml:space="preserve">, Sep. 2–5, 2025, Szeged, H</w:t>
       </w:r>
     </w:p>
-    <w:bookmarkEnd w:id="79"/>
-    <w:bookmarkStart w:id="80" w:name="popularising-science"/>
+    <w:bookmarkEnd w:id="80"/>
+    <w:bookmarkStart w:id="81" w:name="popularising-science"/>
     <w:p>
       <w:pPr>
         <w:pStyle w:val="Heading1"/>
@@ -2405,8 +2441,8 @@
         <w:t xml:space="preserve">Presenting at Night of Scientists “Kutatók Éjszakája”, 2018 and 2020</w:t>
       </w:r>
     </w:p>
-    <w:bookmarkEnd w:id="80"/>
-    <w:bookmarkStart w:id="86" w:name="scientific-websites"/>
+    <w:bookmarkEnd w:id="81"/>
+    <w:bookmarkStart w:id="87" w:name="scientific-websites"/>
     <w:p>
       <w:pPr>
         <w:pStyle w:val="Heading1"/>
@@ -2429,7 +2465,7 @@
       <w:r>
         <w:t xml:space="preserve"> </w:t>
       </w:r>
-      <w:hyperlink r:id="rId81">
+      <w:hyperlink r:id="rId82">
         <w:r>
           <w:rPr>
             <w:rStyle w:val="Hyperlink"/>
@@ -2455,7 +2491,7 @@
       <w:r>
         <w:t xml:space="preserve"> </w:t>
       </w:r>
-      <w:hyperlink r:id="rId82">
+      <w:hyperlink r:id="rId83">
         <w:r>
           <w:rPr>
             <w:rStyle w:val="Hyperlink"/>
@@ -2472,7 +2508,7 @@
       <w:r>
         <w:t xml:space="preserve"> </w:t>
       </w:r>
-      <w:hyperlink r:id="rId83">
+      <w:hyperlink r:id="rId84">
         <w:r>
           <w:rPr>
             <w:rStyle w:val="Hyperlink"/>
@@ -2521,7 +2557,7 @@
       <w:r>
         <w:t xml:space="preserve"> </w:t>
       </w:r>
-      <w:hyperlink r:id="rId84">
+      <w:hyperlink r:id="rId85">
         <w:r>
           <w:rPr>
             <w:rStyle w:val="Hyperlink"/>
@@ -2540,7 +2576,7 @@
       <w:r>
         <w:t xml:space="preserve"> </w:t>
       </w:r>
-      <w:hyperlink r:id="rId85">
+      <w:hyperlink r:id="rId86">
         <w:r>
           <w:rPr>
             <w:rStyle w:val="Hyperlink"/>
@@ -2557,8 +2593,8 @@
         <w:t xml:space="preserve">packages for pruning too long branches of phyloegnetic trees.</w:t>
       </w:r>
     </w:p>
-    <w:bookmarkEnd w:id="86"/>
-    <w:bookmarkStart w:id="145" w:name="publications"/>
+    <w:bookmarkEnd w:id="87"/>
+    <w:bookmarkStart w:id="146" w:name="publications"/>
     <w:p>
       <w:pPr>
         <w:pStyle w:val="Heading1"/>
@@ -2575,24 +2611,24 @@
           <w:numId w:val="1023"/>
         </w:numPr>
       </w:pPr>
-      <w:hyperlink r:id="rId90">
+      <w:hyperlink r:id="rId91">
         <w:r>
           <w:drawing>
             <wp:inline>
               <wp:extent cx="228600" cy="228600"/>
               <wp:effectExtent b="0" l="0" r="0" t="0"/>
-              <wp:docPr descr="Google" title="" id="88" name="Picture"/>
+              <wp:docPr descr="Google" title="" id="89" name="Picture"/>
               <a:graphic>
                 <a:graphicData uri="http://schemas.openxmlformats.org/drawingml/2006/picture">
                   <pic:pic>
                     <pic:nvPicPr>
-                      <pic:cNvPr descr="images/Google_Scholar_logo.svg.png" id="89" name="Picture"/>
+                      <pic:cNvPr descr="images/Google_Scholar_logo.svg.png" id="90" name="Picture"/>
                       <pic:cNvPicPr>
                         <a:picLocks noChangeArrowheads="1" noChangeAspect="1"/>
                       </pic:cNvPicPr>
                     </pic:nvPicPr>
                     <pic:blipFill>
-                      <a:blip r:embed="rId87"/>
+                      <a:blip r:embed="rId88"/>
                       <a:stretch>
                         <a:fillRect/>
                       </a:stretch>
@@ -2628,12 +2664,12 @@
             <wp:inline>
               <wp:extent cx="228600" cy="228600"/>
               <wp:effectExtent b="0" l="0" r="0" t="0"/>
-              <wp:docPr descr="MTMT" title="" id="91" name="Picture"/>
+              <wp:docPr descr="MTMT" title="" id="92" name="Picture"/>
               <a:graphic>
                 <a:graphicData uri="http://schemas.openxmlformats.org/drawingml/2006/picture">
                   <pic:pic>
                     <pic:nvPicPr>
-                      <pic:cNvPr descr="images/mtmt.jpg" id="92" name="Picture"/>
+                      <pic:cNvPr descr="images/mtmt.jpg" id="93" name="Picture"/>
                       <pic:cNvPicPr>
                         <a:picLocks noChangeArrowheads="1" noChangeAspect="1"/>
                       </pic:cNvPicPr>
@@ -2809,7 +2845,7 @@
           <w:b/>
           <w:bCs/>
         </w:rPr>
-        <w:t xml:space="preserve">1019</w:t>
+        <w:t xml:space="preserve">1045</w:t>
       </w:r>
     </w:p>
     <w:p>
@@ -2834,7 +2870,7 @@
         <w:t xml:space="preserve">18</w:t>
       </w:r>
     </w:p>
-    <w:bookmarkStart w:id="95" w:name="preprints"/>
+    <w:bookmarkStart w:id="96" w:name="preprints"/>
     <w:p>
       <w:pPr>
         <w:pStyle w:val="Heading2"/>
@@ -2869,7 +2905,7 @@
       <w:r>
         <w:t xml:space="preserve"> </w:t>
       </w:r>
-      <w:hyperlink r:id="rId93">
+      <w:hyperlink r:id="rId94">
         <w:r>
           <w:rPr>
             <w:rStyle w:val="Hyperlink"/>
@@ -2917,7 +2953,7 @@
       <w:r>
         <w:t xml:space="preserve"> </w:t>
       </w:r>
-      <w:hyperlink r:id="rId94">
+      <w:hyperlink r:id="rId95">
         <w:r>
           <w:rPr>
             <w:rStyle w:val="Hyperlink"/>
@@ -2939,8 +2975,8 @@
         <w:t xml:space="preserve">, 2026.02.20.706991.</w:t>
       </w:r>
     </w:p>
-    <w:bookmarkEnd w:id="95"/>
-    <w:bookmarkStart w:id="144" w:name="published"/>
+    <w:bookmarkEnd w:id="96"/>
+    <w:bookmarkStart w:id="145" w:name="published"/>
     <w:p>
       <w:pPr>
         <w:pStyle w:val="Heading2"/>
@@ -2949,7 +2985,7 @@
         <w:t xml:space="preserve">Published</w:t>
       </w:r>
     </w:p>
-    <w:bookmarkStart w:id="99" w:name="section"/>
+    <w:bookmarkStart w:id="100" w:name="section"/>
     <w:p>
       <w:pPr>
         <w:pStyle w:val="Heading3"/>
@@ -2984,7 +3020,7 @@
       <w:r>
         <w:t xml:space="preserve"> </w:t>
       </w:r>
-      <w:hyperlink r:id="rId96">
+      <w:hyperlink r:id="rId97">
         <w:r>
           <w:rPr>
             <w:rStyle w:val="Hyperlink"/>
@@ -3042,7 +3078,7 @@
       <w:r>
         <w:t xml:space="preserve"> </w:t>
       </w:r>
-      <w:hyperlink r:id="rId97">
+      <w:hyperlink r:id="rId98">
         <w:r>
           <w:rPr>
             <w:rStyle w:val="Hyperlink"/>
@@ -3071,7 +3107,7 @@
           <w:b/>
           <w:bCs/>
         </w:rPr>
-        <w:t xml:space="preserve">D1, IF: 15.7, IC: 2</w:t>
+        <w:t xml:space="preserve">D1, IF: 15.7, IC: 3</w:t>
       </w:r>
     </w:p>
     <w:p>
@@ -3100,7 +3136,7 @@
       <w:r>
         <w:t xml:space="preserve"> </w:t>
       </w:r>
-      <w:hyperlink r:id="rId98">
+      <w:hyperlink r:id="rId99">
         <w:r>
           <w:rPr>
             <w:rStyle w:val="Hyperlink"/>
@@ -3129,11 +3165,11 @@
           <w:b/>
           <w:bCs/>
         </w:rPr>
-        <w:t xml:space="preserve">D1, IF: 20.5, IC: 112</w:t>
-      </w:r>
-    </w:p>
-    <w:bookmarkEnd w:id="99"/>
-    <w:bookmarkStart w:id="103" w:name="section-1"/>
+        <w:t xml:space="preserve">D1, IF: 20.5, IC: 118</w:t>
+      </w:r>
+    </w:p>
+    <w:bookmarkEnd w:id="100"/>
+    <w:bookmarkStart w:id="104" w:name="section-1"/>
     <w:p>
       <w:pPr>
         <w:pStyle w:val="Heading3"/>
@@ -3168,7 +3204,7 @@
       <w:r>
         <w:t xml:space="preserve"> </w:t>
       </w:r>
-      <w:hyperlink r:id="rId100">
+      <w:hyperlink r:id="rId101">
         <w:r>
           <w:rPr>
             <w:rStyle w:val="Hyperlink"/>
@@ -3197,7 +3233,7 @@
           <w:b/>
           <w:bCs/>
         </w:rPr>
-        <w:t xml:space="preserve">D1, IF: 45.5, IC: 56</w:t>
+        <w:t xml:space="preserve">D1, IF: 45.5, IC: 59</w:t>
       </w:r>
     </w:p>
     <w:p>
@@ -3226,7 +3262,7 @@
       <w:r>
         <w:t xml:space="preserve"> </w:t>
       </w:r>
-      <w:hyperlink r:id="rId101">
+      <w:hyperlink r:id="rId102">
         <w:r>
           <w:rPr>
             <w:rStyle w:val="Hyperlink"/>
@@ -3292,7 +3328,7 @@
         </w:rPr>
         <w:t xml:space="preserve"> </w:t>
       </w:r>
-      <w:hyperlink r:id="rId102">
+      <w:hyperlink r:id="rId103">
         <w:r>
           <w:rPr>
             <w:rStyle w:val="Hyperlink"/>
@@ -3310,8 +3346,8 @@
         <w:t xml:space="preserve">. (*corresponding author)</w:t>
       </w:r>
     </w:p>
-    <w:bookmarkEnd w:id="103"/>
-    <w:bookmarkStart w:id="108" w:name="section-2"/>
+    <w:bookmarkEnd w:id="104"/>
+    <w:bookmarkStart w:id="109" w:name="section-2"/>
     <w:p>
       <w:pPr>
         <w:pStyle w:val="Heading3"/>
@@ -3349,7 +3385,7 @@
       <w:r>
         <w:t xml:space="preserve"> </w:t>
       </w:r>
-      <w:hyperlink r:id="rId104">
+      <w:hyperlink r:id="rId105">
         <w:r>
           <w:rPr>
             <w:rStyle w:val="Hyperlink"/>
@@ -3407,7 +3443,7 @@
       <w:r>
         <w:t xml:space="preserve"> </w:t>
       </w:r>
-      <w:hyperlink r:id="rId105">
+      <w:hyperlink r:id="rId106">
         <w:r>
           <w:rPr>
             <w:rStyle w:val="Hyperlink"/>
@@ -3436,7 +3472,7 @@
           <w:b/>
           <w:bCs/>
         </w:rPr>
-        <w:t xml:space="preserve">D1, IF: 11, IC: 16 (*shared corresponding authorship)</w:t>
+        <w:t xml:space="preserve">D1, IF: 11, IC: 17 (*shared corresponding authorship)</w:t>
       </w:r>
     </w:p>
     <w:p>
@@ -3465,7 +3501,7 @@
       <w:r>
         <w:t xml:space="preserve"> </w:t>
       </w:r>
-      <w:hyperlink r:id="rId106">
+      <w:hyperlink r:id="rId107">
         <w:r>
           <w:rPr>
             <w:rStyle w:val="Hyperlink"/>
@@ -3494,7 +3530,7 @@
           <w:b/>
           <w:bCs/>
         </w:rPr>
-        <w:t xml:space="preserve">Q1, IF: 3.9, IC: 19</w:t>
+        <w:t xml:space="preserve">Q1, IF: 3.9, IC: 20</w:t>
       </w:r>
     </w:p>
     <w:p>
@@ -3523,7 +3559,7 @@
       <w:r>
         <w:t xml:space="preserve"> </w:t>
       </w:r>
-      <w:hyperlink r:id="rId107">
+      <w:hyperlink r:id="rId108">
         <w:r>
           <w:rPr>
             <w:rStyle w:val="Hyperlink"/>
@@ -3572,11 +3608,11 @@
           <w:b/>
           <w:bCs/>
         </w:rPr>
-        <w:t xml:space="preserve">D1, IF: 14.7, IC: 35</w:t>
-      </w:r>
-    </w:p>
-    <w:bookmarkEnd w:id="108"/>
-    <w:bookmarkStart w:id="113" w:name="section-3"/>
+        <w:t xml:space="preserve">D1, IF: 14.7, IC: 37</w:t>
+      </w:r>
+    </w:p>
+    <w:bookmarkEnd w:id="109"/>
+    <w:bookmarkStart w:id="114" w:name="section-3"/>
     <w:p>
       <w:pPr>
         <w:pStyle w:val="Heading3"/>
@@ -3605,7 +3641,7 @@
       <w:r>
         <w:t xml:space="preserve"> </w:t>
       </w:r>
-      <w:hyperlink r:id="rId109">
+      <w:hyperlink r:id="rId110">
         <w:r>
           <w:rPr>
             <w:rStyle w:val="Hyperlink"/>
@@ -3663,7 +3699,7 @@
       <w:r>
         <w:t xml:space="preserve"> </w:t>
       </w:r>
-      <w:hyperlink r:id="rId110">
+      <w:hyperlink r:id="rId111">
         <w:r>
           <w:rPr>
             <w:rStyle w:val="Hyperlink"/>
@@ -3692,7 +3728,7 @@
           <w:b/>
           <w:bCs/>
         </w:rPr>
-        <w:t xml:space="preserve">D1, IF: 14.9, IC: 41</w:t>
+        <w:t xml:space="preserve">D1, IF: 14.9, IC: 43</w:t>
       </w:r>
     </w:p>
     <w:p>
@@ -3721,7 +3757,7 @@
       <w:r>
         <w:t xml:space="preserve"> </w:t>
       </w:r>
-      <w:hyperlink r:id="rId111">
+      <w:hyperlink r:id="rId112">
         <w:r>
           <w:rPr>
             <w:rStyle w:val="Hyperlink"/>
@@ -3750,16 +3786,16 @@
           <w:b/>
           <w:bCs/>
         </w:rPr>
-        <w:t xml:space="preserve">D1, IF: 5.8, IC: 166 “High impact paper” according to</w:t>
-      </w:r>
-      <w:r>
-        <w:rPr>
-          <w:b/>
-          <w:bCs/>
-        </w:rPr>
-        <w:t xml:space="preserve"> </w:t>
-      </w:r>
-      <w:hyperlink r:id="rId112">
+        <w:t xml:space="preserve">D1, IF: 5.8, IC: 171 “High impact paper” according to</w:t>
+      </w:r>
+      <w:r>
+        <w:rPr>
+          <w:b/>
+          <w:bCs/>
+        </w:rPr>
+        <w:t xml:space="preserve"> </w:t>
+      </w:r>
+      <w:hyperlink r:id="rId113">
         <w:r>
           <w:rPr>
             <w:rStyle w:val="Hyperlink"/>
@@ -3777,8 +3813,8 @@
         <w:t xml:space="preserve">. (*corresponding author)</w:t>
       </w:r>
     </w:p>
-    <w:bookmarkEnd w:id="113"/>
-    <w:bookmarkStart w:id="115" w:name="section-4"/>
+    <w:bookmarkEnd w:id="114"/>
+    <w:bookmarkStart w:id="116" w:name="section-4"/>
     <w:p>
       <w:pPr>
         <w:pStyle w:val="Heading3"/>
@@ -3814,7 +3850,7 @@
       <w:r>
         <w:t xml:space="preserve"> </w:t>
       </w:r>
-      <w:hyperlink r:id="rId114">
+      <w:hyperlink r:id="rId115">
         <w:r>
           <w:rPr>
             <w:rStyle w:val="Hyperlink"/>
@@ -3843,11 +3879,11 @@
           <w:b/>
           <w:bCs/>
         </w:rPr>
-        <w:t xml:space="preserve">D1, IF: 5.68, IC: 29</w:t>
-      </w:r>
-    </w:p>
-    <w:bookmarkEnd w:id="115"/>
-    <w:bookmarkStart w:id="122" w:name="section-5"/>
+        <w:t xml:space="preserve">D1, IF: 5.68, IC: 30</w:t>
+      </w:r>
+    </w:p>
+    <w:bookmarkEnd w:id="116"/>
+    <w:bookmarkStart w:id="123" w:name="section-5"/>
     <w:p>
       <w:pPr>
         <w:pStyle w:val="Heading3"/>
@@ -3882,7 +3918,7 @@
       <w:r>
         <w:t xml:space="preserve"> </w:t>
       </w:r>
-      <w:hyperlink r:id="rId116">
+      <w:hyperlink r:id="rId117">
         <w:r>
           <w:rPr>
             <w:rStyle w:val="Hyperlink"/>
@@ -3911,7 +3947,7 @@
           <w:b/>
           <w:bCs/>
         </w:rPr>
-        <w:t xml:space="preserve">D1, IF: 12.12, IC: 49</w:t>
+        <w:t xml:space="preserve">D1, IF: 12.12, IC: 50</w:t>
       </w:r>
     </w:p>
     <w:p>
@@ -3940,7 +3976,7 @@
       <w:r>
         <w:t xml:space="preserve"> </w:t>
       </w:r>
-      <w:hyperlink r:id="rId117">
+      <w:hyperlink r:id="rId118">
         <w:r>
           <w:rPr>
             <w:rStyle w:val="Hyperlink"/>
@@ -3969,16 +4005,16 @@
           <w:b/>
           <w:bCs/>
         </w:rPr>
-        <w:t xml:space="preserve">D1, IF: 15.54, IC: 107 Craig MacLean recommended it in</w:t>
-      </w:r>
-      <w:r>
-        <w:rPr>
-          <w:b/>
-          <w:bCs/>
-        </w:rPr>
-        <w:t xml:space="preserve"> </w:t>
-      </w:r>
-      <w:hyperlink r:id="rId118">
+        <w:t xml:space="preserve">D1, IF: 15.54, IC: 108 Craig MacLean recommended it in</w:t>
+      </w:r>
+      <w:r>
+        <w:rPr>
+          <w:b/>
+          <w:bCs/>
+        </w:rPr>
+        <w:t xml:space="preserve"> </w:t>
+      </w:r>
+      <w:hyperlink r:id="rId119">
         <w:r>
           <w:rPr>
             <w:rStyle w:val="Hyperlink"/>
@@ -4009,7 +4045,7 @@
         </w:rPr>
         <w:t xml:space="preserve"> </w:t>
       </w:r>
-      <w:hyperlink r:id="rId119">
+      <w:hyperlink r:id="rId120">
         <w:r>
           <w:rPr>
             <w:rStyle w:val="Hyperlink"/>
@@ -4053,7 +4089,7 @@
       <w:r>
         <w:t xml:space="preserve"> </w:t>
       </w:r>
-      <w:hyperlink r:id="rId120">
+      <w:hyperlink r:id="rId121">
         <w:r>
           <w:rPr>
             <w:rStyle w:val="Hyperlink"/>
@@ -4111,7 +4147,7 @@
       <w:r>
         <w:t xml:space="preserve"> </w:t>
       </w:r>
-      <w:hyperlink r:id="rId121">
+      <w:hyperlink r:id="rId122">
         <w:r>
           <w:rPr>
             <w:rStyle w:val="Hyperlink"/>
@@ -4140,11 +4176,11 @@
           <w:b/>
           <w:bCs/>
         </w:rPr>
-        <w:t xml:space="preserve">D1, IF: 9.1, IC: 22</w:t>
-      </w:r>
-    </w:p>
-    <w:bookmarkEnd w:id="122"/>
-    <w:bookmarkStart w:id="124" w:name="section-6"/>
+        <w:t xml:space="preserve">D1, IF: 9.1, IC: 23</w:t>
+      </w:r>
+    </w:p>
+    <w:bookmarkEnd w:id="123"/>
+    <w:bookmarkStart w:id="125" w:name="section-6"/>
     <w:p>
       <w:pPr>
         <w:pStyle w:val="Heading3"/>
@@ -4180,7 +4216,7 @@
       <w:r>
         <w:t xml:space="preserve"> </w:t>
       </w:r>
-      <w:hyperlink r:id="rId123">
+      <w:hyperlink r:id="rId124">
         <w:r>
           <w:rPr>
             <w:rStyle w:val="Hyperlink"/>
@@ -4212,8 +4248,8 @@
         <w:t xml:space="preserve">D1, IF: 9.58, IC: 96</w:t>
       </w:r>
     </w:p>
-    <w:bookmarkEnd w:id="124"/>
-    <w:bookmarkStart w:id="128" w:name="section-7"/>
+    <w:bookmarkEnd w:id="125"/>
+    <w:bookmarkStart w:id="129" w:name="section-7"/>
     <w:p>
       <w:pPr>
         <w:pStyle w:val="Heading3"/>
@@ -4248,7 +4284,7 @@
       <w:r>
         <w:t xml:space="preserve"> </w:t>
       </w:r>
-      <w:hyperlink r:id="rId125">
+      <w:hyperlink r:id="rId126">
         <w:r>
           <w:rPr>
             <w:rStyle w:val="Hyperlink"/>
@@ -4306,7 +4342,7 @@
       <w:r>
         <w:t xml:space="preserve"> </w:t>
       </w:r>
-      <w:hyperlink r:id="rId126">
+      <w:hyperlink r:id="rId127">
         <w:r>
           <w:rPr>
             <w:rStyle w:val="Hyperlink"/>
@@ -4390,7 +4426,7 @@
       <w:r>
         <w:t xml:space="preserve"> </w:t>
       </w:r>
-      <w:hyperlink r:id="rId127">
+      <w:hyperlink r:id="rId128">
         <w:r>
           <w:rPr>
             <w:rStyle w:val="Hyperlink"/>
@@ -4422,8 +4458,8 @@
         <w:t xml:space="preserve">Q2, IF: 0.98, IC: 2</w:t>
       </w:r>
     </w:p>
-    <w:bookmarkEnd w:id="128"/>
-    <w:bookmarkStart w:id="132" w:name="section-8"/>
+    <w:bookmarkEnd w:id="129"/>
+    <w:bookmarkStart w:id="133" w:name="section-8"/>
     <w:p>
       <w:pPr>
         <w:pStyle w:val="Heading3"/>
@@ -4458,7 +4494,7 @@
       <w:r>
         <w:t xml:space="preserve"> </w:t>
       </w:r>
-      <w:hyperlink r:id="rId129">
+      <w:hyperlink r:id="rId130">
         <w:r>
           <w:rPr>
             <w:rStyle w:val="Hyperlink"/>
@@ -4518,7 +4554,7 @@
       <w:r>
         <w:t xml:space="preserve"> </w:t>
       </w:r>
-      <w:hyperlink r:id="rId130">
+      <w:hyperlink r:id="rId131">
         <w:r>
           <w:rPr>
             <w:rStyle w:val="Hyperlink"/>
@@ -4576,7 +4612,7 @@
       <w:r>
         <w:t xml:space="preserve"> </w:t>
       </w:r>
-      <w:hyperlink r:id="rId131">
+      <w:hyperlink r:id="rId132">
         <w:r>
           <w:rPr>
             <w:rStyle w:val="Hyperlink"/>
@@ -4608,8 +4644,8 @@
         <w:t xml:space="preserve">D1, IF: 4.62, IC: 8</w:t>
       </w:r>
     </w:p>
-    <w:bookmarkEnd w:id="132"/>
-    <w:bookmarkStart w:id="134" w:name="section-9"/>
+    <w:bookmarkEnd w:id="133"/>
+    <w:bookmarkStart w:id="135" w:name="section-9"/>
     <w:p>
       <w:pPr>
         <w:pStyle w:val="Heading3"/>
@@ -4645,7 +4681,7 @@
       <w:r>
         <w:t xml:space="preserve"> </w:t>
       </w:r>
-      <w:hyperlink r:id="rId133">
+      <w:hyperlink r:id="rId134">
         <w:r>
           <w:rPr>
             <w:rStyle w:val="Hyperlink"/>
@@ -4677,8 +4713,8 @@
         <w:t xml:space="preserve">D1, IF: 5.85, IC: 17</w:t>
       </w:r>
     </w:p>
-    <w:bookmarkEnd w:id="134"/>
-    <w:bookmarkStart w:id="136" w:name="section-10"/>
+    <w:bookmarkEnd w:id="135"/>
+    <w:bookmarkStart w:id="137" w:name="section-10"/>
     <w:p>
       <w:pPr>
         <w:pStyle w:val="Heading3"/>
@@ -4708,7 +4744,7 @@
       <w:r>
         <w:t xml:space="preserve"> </w:t>
       </w:r>
-      <w:hyperlink r:id="rId135">
+      <w:hyperlink r:id="rId136">
         <w:r>
           <w:rPr>
             <w:rStyle w:val="Hyperlink"/>
@@ -4740,8 +4776,8 @@
         <w:t xml:space="preserve">D1, IF: 4.42, IC: 5 (*corresponding author)</w:t>
       </w:r>
     </w:p>
-    <w:bookmarkEnd w:id="136"/>
-    <w:bookmarkStart w:id="139" w:name="section-11"/>
+    <w:bookmarkEnd w:id="137"/>
+    <w:bookmarkStart w:id="140" w:name="section-11"/>
     <w:p>
       <w:pPr>
         <w:pStyle w:val="Heading3"/>
@@ -4779,7 +4815,7 @@
       <w:r>
         <w:t xml:space="preserve"> </w:t>
       </w:r>
-      <w:hyperlink r:id="rId137">
+      <w:hyperlink r:id="rId138">
         <w:r>
           <w:rPr>
             <w:rStyle w:val="Hyperlink"/>
@@ -4863,7 +4899,7 @@
       <w:r>
         <w:t xml:space="preserve"> </w:t>
       </w:r>
-      <w:hyperlink r:id="rId138">
+      <w:hyperlink r:id="rId139">
         <w:r>
           <w:rPr>
             <w:rStyle w:val="Hyperlink"/>
@@ -4944,11 +4980,11 @@
           <w:b/>
           <w:bCs/>
         </w:rPr>
-        <w:t xml:space="preserve">Q1, IF: 2.78, IC: 28</w:t>
-      </w:r>
-    </w:p>
-    <w:bookmarkEnd w:id="139"/>
-    <w:bookmarkStart w:id="141" w:name="section-12"/>
+        <w:t xml:space="preserve">Q1, IF: 2.78, IC: 29</w:t>
+      </w:r>
+    </w:p>
+    <w:bookmarkEnd w:id="140"/>
+    <w:bookmarkStart w:id="142" w:name="section-12"/>
     <w:p>
       <w:pPr>
         <w:pStyle w:val="Heading3"/>
@@ -4984,7 +5020,7 @@
       <w:r>
         <w:t xml:space="preserve"> </w:t>
       </w:r>
-      <w:hyperlink r:id="rId140">
+      <w:hyperlink r:id="rId141">
         <w:r>
           <w:rPr>
             <w:rStyle w:val="Hyperlink"/>
@@ -5016,8 +5052,8 @@
         <w:t xml:space="preserve">D1, IF: 3.88, IC: 30</w:t>
       </w:r>
     </w:p>
-    <w:bookmarkEnd w:id="141"/>
-    <w:bookmarkStart w:id="143" w:name="section-13"/>
+    <w:bookmarkEnd w:id="142"/>
+    <w:bookmarkStart w:id="144" w:name="section-13"/>
     <w:p>
       <w:pPr>
         <w:pStyle w:val="Heading3"/>
@@ -5047,7 +5083,7 @@
       <w:r>
         <w:t xml:space="preserve"> </w:t>
       </w:r>
-      <w:hyperlink r:id="rId142">
+      <w:hyperlink r:id="rId143">
         <w:r>
           <w:rPr>
             <w:rStyle w:val="Hyperlink"/>
@@ -5079,10 +5115,10 @@
         <w:t xml:space="preserve">Q2, IF: 0.23, IC: 0 (in Hungarian)</w:t>
       </w:r>
     </w:p>
-    <w:bookmarkEnd w:id="143"/>
     <w:bookmarkEnd w:id="144"/>
     <w:bookmarkEnd w:id="145"/>
-    <w:bookmarkStart w:id="152" w:name="oral-presentations-in-conferences"/>
+    <w:bookmarkEnd w:id="146"/>
+    <w:bookmarkStart w:id="153" w:name="oral-presentations-in-conferences"/>
     <w:p>
       <w:pPr>
         <w:pStyle w:val="Heading1"/>
@@ -5187,7 +5223,7 @@
       <w:r>
         <w:t xml:space="preserve"> </w:t>
       </w:r>
-      <w:hyperlink r:id="rId146">
+      <w:hyperlink r:id="rId147">
         <w:r>
           <w:rPr>
             <w:rStyle w:val="Hyperlink"/>
@@ -5215,7 +5251,7 @@
       <w:r>
         <w:t xml:space="preserve"> </w:t>
       </w:r>
-      <w:hyperlink r:id="rId147">
+      <w:hyperlink r:id="rId148">
         <w:r>
           <w:rPr>
             <w:rStyle w:val="Hyperlink"/>
@@ -5259,7 +5295,7 @@
       <w:r>
         <w:t xml:space="preserve"> </w:t>
       </w:r>
-      <w:hyperlink r:id="rId148">
+      <w:hyperlink r:id="rId149">
         <w:r>
           <w:rPr>
             <w:rStyle w:val="Hyperlink"/>
@@ -5303,7 +5339,7 @@
       <w:r>
         <w:t xml:space="preserve"> </w:t>
       </w:r>
-      <w:hyperlink r:id="rId149">
+      <w:hyperlink r:id="rId150">
         <w:r>
           <w:rPr>
             <w:rStyle w:val="Hyperlink"/>
@@ -5360,7 +5396,7 @@
       <w:r>
         <w:t xml:space="preserve"> </w:t>
       </w:r>
-      <w:hyperlink r:id="rId150">
+      <w:hyperlink r:id="rId151">
         <w:r>
           <w:rPr>
             <w:rStyle w:val="Hyperlink"/>
@@ -5417,7 +5453,7 @@
       <w:r>
         <w:t xml:space="preserve"> </w:t>
       </w:r>
-      <w:hyperlink r:id="rId151">
+      <w:hyperlink r:id="rId152">
         <w:r>
           <w:rPr>
             <w:rStyle w:val="Hyperlink"/>
@@ -5827,8 +5863,8 @@
         <w:t xml:space="preserve">, 4-9 Sep, St. Andrews, UK</w:t>
       </w:r>
     </w:p>
-    <w:bookmarkEnd w:id="152"/>
-    <w:bookmarkStart w:id="153" w:name="other-invited-talks"/>
+    <w:bookmarkEnd w:id="153"/>
+    <w:bookmarkStart w:id="154" w:name="other-invited-talks"/>
     <w:p>
       <w:pPr>
         <w:pStyle w:val="Heading1"/>
@@ -5899,8 +5935,8 @@
         <w:t xml:space="preserve">. The Genome Analysis Centre, 23 Feb, Norwich, UK</w:t>
       </w:r>
     </w:p>
-    <w:bookmarkEnd w:id="153"/>
-    <w:bookmarkStart w:id="163" w:name="poster-presentations-in-conferences"/>
+    <w:bookmarkEnd w:id="154"/>
+    <w:bookmarkStart w:id="164" w:name="poster-presentations-in-conferences"/>
     <w:p>
       <w:pPr>
         <w:pStyle w:val="Heading1"/>
@@ -5961,7 +5997,7 @@
       <w:r>
         <w:t xml:space="preserve"> </w:t>
       </w:r>
-      <w:hyperlink r:id="rId154">
+      <w:hyperlink r:id="rId155">
         <w:r>
           <w:rPr>
             <w:rStyle w:val="Hyperlink"/>
@@ -6018,7 +6054,7 @@
       <w:r>
         <w:t xml:space="preserve"> </w:t>
       </w:r>
-      <w:hyperlink r:id="rId155">
+      <w:hyperlink r:id="rId156">
         <w:r>
           <w:rPr>
             <w:rStyle w:val="Hyperlink"/>
@@ -6062,7 +6098,7 @@
       <w:r>
         <w:t xml:space="preserve"> </w:t>
       </w:r>
-      <w:hyperlink r:id="rId156">
+      <w:hyperlink r:id="rId157">
         <w:r>
           <w:rPr>
             <w:rStyle w:val="Hyperlink"/>
@@ -6090,7 +6126,7 @@
       <w:r>
         <w:t xml:space="preserve"> </w:t>
       </w:r>
-      <w:hyperlink r:id="rId157">
+      <w:hyperlink r:id="rId158">
         <w:r>
           <w:rPr>
             <w:rStyle w:val="Hyperlink"/>
@@ -6147,7 +6183,7 @@
       <w:r>
         <w:t xml:space="preserve"> </w:t>
       </w:r>
-      <w:hyperlink r:id="rId158">
+      <w:hyperlink r:id="rId159">
         <w:r>
           <w:rPr>
             <w:rStyle w:val="Hyperlink"/>
@@ -6191,7 +6227,7 @@
       <w:r>
         <w:t xml:space="preserve"> </w:t>
       </w:r>
-      <w:hyperlink r:id="rId159">
+      <w:hyperlink r:id="rId160">
         <w:r>
           <w:rPr>
             <w:rStyle w:val="Hyperlink"/>
@@ -6219,7 +6255,7 @@
       <w:r>
         <w:t xml:space="preserve"> </w:t>
       </w:r>
-      <w:hyperlink r:id="rId160">
+      <w:hyperlink r:id="rId161">
         <w:r>
           <w:rPr>
             <w:rStyle w:val="Hyperlink"/>
@@ -6260,7 +6296,7 @@
       <w:r>
         <w:t xml:space="preserve"> </w:t>
       </w:r>
-      <w:hyperlink r:id="rId161">
+      <w:hyperlink r:id="rId162">
         <w:r>
           <w:rPr>
             <w:rStyle w:val="Hyperlink"/>
@@ -6325,7 +6361,7 @@
       <w:r>
         <w:t xml:space="preserve"> </w:t>
       </w:r>
-      <w:hyperlink r:id="rId162">
+      <w:hyperlink r:id="rId163">
         <w:r>
           <w:rPr>
             <w:rStyle w:val="Hyperlink"/>
@@ -6380,7 +6416,7 @@
       <w:r>
         <w:t xml:space="preserve"> </w:t>
       </w:r>
-      <w:hyperlink r:id="rId162">
+      <w:hyperlink r:id="rId163">
         <w:r>
           <w:rPr>
             <w:rStyle w:val="Hyperlink"/>
@@ -6512,7 +6548,7 @@
         <w:t xml:space="preserve">, 25-27 May, Vienna, A</w:t>
       </w:r>
     </w:p>
-    <w:bookmarkEnd w:id="163"/>
+    <w:bookmarkEnd w:id="164"/>
     <w:sectPr>
       <w:footnotePr>
         <w:numRestart w:val="eachSect"/>

--- a/docs/cv_en.docx
+++ b/docs/cv_en.docx
@@ -2845,7 +2845,7 @@
           <w:b/>
           <w:bCs/>
         </w:rPr>
-        <w:t xml:space="preserve">1045</w:t>
+        <w:t xml:space="preserve">1055</w:t>
       </w:r>
     </w:p>
     <w:p>
@@ -3165,7 +3165,7 @@
           <w:b/>
           <w:bCs/>
         </w:rPr>
-        <w:t xml:space="preserve">D1, IF: 20.5, IC: 118</w:t>
+        <w:t xml:space="preserve">D1, IF: 20.5, IC: 123</w:t>
       </w:r>
     </w:p>
     <w:bookmarkEnd w:id="100"/>
@@ -3233,7 +3233,7 @@
           <w:b/>
           <w:bCs/>
         </w:rPr>
-        <w:t xml:space="preserve">D1, IF: 45.5, IC: 59</w:t>
+        <w:t xml:space="preserve">D1, IF: 45.5, IC: 60</w:t>
       </w:r>
     </w:p>
     <w:p>
@@ -3608,7 +3608,7 @@
           <w:b/>
           <w:bCs/>
         </w:rPr>
-        <w:t xml:space="preserve">D1, IF: 14.7, IC: 37</w:t>
+        <w:t xml:space="preserve">D1, IF: 14.7, IC: 36</w:t>
       </w:r>
     </w:p>
     <w:bookmarkEnd w:id="109"/>
@@ -3786,7 +3786,7 @@
           <w:b/>
           <w:bCs/>
         </w:rPr>
-        <w:t xml:space="preserve">D1, IF: 5.8, IC: 171 “High impact paper” according to</w:t>
+        <w:t xml:space="preserve">D1, IF: 5.8, IC: 174 “High impact paper” according to</w:t>
       </w:r>
       <w:r>
         <w:rPr>
@@ -3947,7 +3947,7 @@
           <w:b/>
           <w:bCs/>
         </w:rPr>
-        <w:t xml:space="preserve">D1, IF: 12.12, IC: 50</w:t>
+        <w:t xml:space="preserve">D1, IF: 12.12, IC: 51</w:t>
       </w:r>
     </w:p>
     <w:p>
@@ -4005,7 +4005,7 @@
           <w:b/>
           <w:bCs/>
         </w:rPr>
-        <w:t xml:space="preserve">D1, IF: 15.54, IC: 108 Craig MacLean recommended it in</w:t>
+        <w:t xml:space="preserve">D1, IF: 15.54, IC: 109 Craig MacLean recommended it in</w:t>
       </w:r>
       <w:r>
         <w:rPr>

--- a/docs/cv_en.docx
+++ b/docs/cv_en.docx
@@ -946,6 +946,70 @@
         </w:numPr>
       </w:pPr>
       <w:r>
+        <w:t xml:space="preserve">Leading ELTE as a subcontracted partner in the</w:t>
+      </w:r>
+      <w:r>
+        <w:t xml:space="preserve"> </w:t>
+      </w:r>
+      <w:r>
+        <w:rPr>
+          <w:b/>
+          <w:bCs/>
+        </w:rPr>
+        <w:t xml:space="preserve">Mission-Driven National Laboratory 2026-2030</w:t>
+      </w:r>
+      <w:r>
+        <w:t xml:space="preserve">;</w:t>
+      </w:r>
+      <w:r>
+        <w:t xml:space="preserve"> </w:t>
+      </w:r>
+      <w:r>
+        <w:rPr>
+          <w:i/>
+          <w:iCs/>
+        </w:rPr>
+        <w:t xml:space="preserve">Title</w:t>
+      </w:r>
+      <w:r>
+        <w:t xml:space="preserve">: Mission-Driven National Laboratory for Antibiotic Resistance and Microbial Health;</w:t>
+      </w:r>
+      <w:r>
+        <w:t xml:space="preserve"> </w:t>
+      </w:r>
+      <w:r>
+        <w:rPr>
+          <w:i/>
+          <w:iCs/>
+        </w:rPr>
+        <w:t xml:space="preserve">PI</w:t>
+      </w:r>
+      <w:r>
+        <w:t xml:space="preserve">: Balázs Papp;</w:t>
+      </w:r>
+      <w:r>
+        <w:t xml:space="preserve"> </w:t>
+      </w:r>
+      <w:r>
+        <w:rPr>
+          <w:i/>
+          <w:iCs/>
+        </w:rPr>
+        <w:t xml:space="preserve">Number</w:t>
+      </w:r>
+      <w:r>
+        <w:t xml:space="preserve">: 2026-4.1.1-MISSZIÓK-2026-00023</w:t>
+      </w:r>
+    </w:p>
+    <w:p>
+      <w:pPr>
+        <w:pStyle w:val="Compact"/>
+        <w:numPr>
+          <w:ilvl w:val="0"/>
+          <w:numId w:val="1009"/>
+        </w:numPr>
+      </w:pPr>
+      <w:r>
         <w:rPr>
           <w:b/>
           <w:bCs/>
@@ -992,7 +1056,20 @@
         <w:t xml:space="preserve">PI</w:t>
       </w:r>
       <w:r>
-        <w:t xml:space="preserve">: Balázs Papp; Number: TKCS-2024/66; amount awarded to ELTE: 30,000,000 HUF</w:t>
+        <w:t xml:space="preserve">: Balázs Papp;</w:t>
+      </w:r>
+      <w:r>
+        <w:t xml:space="preserve"> </w:t>
+      </w:r>
+      <w:r>
+        <w:rPr>
+          <w:i/>
+          <w:iCs/>
+        </w:rPr>
+        <w:t xml:space="preserve">Number</w:t>
+      </w:r>
+      <w:r>
+        <w:t xml:space="preserve">: TKCS-2024/66; amount awarded to ELTE: 30,000,000 HUF</w:t>
       </w:r>
     </w:p>
     <w:p>
@@ -1053,17 +1130,7 @@
           <w:b/>
           <w:bCs/>
         </w:rPr>
-        <w:t xml:space="preserve">Hungarian National Research Fund Grant – Postdoctoral Excellence Programme</w:t>
-      </w:r>
-      <w:r>
-        <w:t xml:space="preserve"> </w:t>
-      </w:r>
-      <w:r>
-        <w:rPr>
-          <w:b/>
-          <w:bCs/>
-        </w:rPr>
-        <w:t xml:space="preserve">2020 - 2023</w:t>
+        <w:t xml:space="preserve">Hungarian National Research Fund Grant – Postdoctoral Excellence Programme 2020 - 2023</w:t>
       </w:r>
       <w:r>
         <w:t xml:space="preserve">:</w:t>
@@ -1104,7 +1171,20 @@
         <w:t xml:space="preserve"> </w:t>
       </w:r>
       <w:r>
-        <w:t xml:space="preserve">emerge? - A systematic study of the mobility of resistance and virulence genes in human microbiota and pathogenic bacteria; Nr.</w:t>
+        <w:t xml:space="preserve">emerge? - A systematic study of the mobility of resistance and virulence genes in human microbiota and pathogenic bacteria;</w:t>
+      </w:r>
+      <w:r>
+        <w:t xml:space="preserve"> </w:t>
+      </w:r>
+      <w:r>
+        <w:rPr>
+          <w:i/>
+          <w:iCs/>
+        </w:rPr>
+        <w:t xml:space="preserve">Number</w:t>
+      </w:r>
+      <w:r>
+        <w:t xml:space="preserve">:</w:t>
       </w:r>
       <w:r>
         <w:t xml:space="preserve"> </w:t>

--- a/docs/cv_en.docx
+++ b/docs/cv_en.docx
@@ -1330,7 +1330,7 @@
         <w:t xml:space="preserve"> </w:t>
       </w:r>
       <w:r>
-        <w:t xml:space="preserve">(L, P; EN) – for Master students</w:t>
+        <w:t xml:space="preserve">(L, LAB; EN) – for Master students</w:t>
       </w:r>
     </w:p>
     <w:p>
@@ -2925,7 +2925,7 @@
           <w:b/>
           <w:bCs/>
         </w:rPr>
-        <w:t xml:space="preserve">1055</w:t>
+        <w:t xml:space="preserve">1060</w:t>
       </w:r>
     </w:p>
     <w:p>
@@ -3245,7 +3245,7 @@
           <w:b/>
           <w:bCs/>
         </w:rPr>
-        <w:t xml:space="preserve">D1, IF: 20.5, IC: 123</w:t>
+        <w:t xml:space="preserve">D1, IF: 20.5, IC: 125</w:t>
       </w:r>
     </w:p>
     <w:bookmarkEnd w:id="100"/>
@@ -3313,7 +3313,7 @@
           <w:b/>
           <w:bCs/>
         </w:rPr>
-        <w:t xml:space="preserve">D1, IF: 45.5, IC: 60</w:t>
+        <w:t xml:space="preserve">D1, IF: 45.5, IC: 62</w:t>
       </w:r>
     </w:p>
     <w:p>
@@ -3808,7 +3808,7 @@
           <w:b/>
           <w:bCs/>
         </w:rPr>
-        <w:t xml:space="preserve">D1, IF: 14.9, IC: 43</w:t>
+        <w:t xml:space="preserve">D1, IF: 14.9, IC: 44</w:t>
       </w:r>
     </w:p>
     <w:p>

--- a/docs/cv_en.docx
+++ b/docs/cv_en.docx
@@ -935,70 +935,6 @@
       </w:pPr>
       <w:r>
         <w:t xml:space="preserve">Grants</w:t>
-      </w:r>
-    </w:p>
-    <w:p>
-      <w:pPr>
-        <w:pStyle w:val="Compact"/>
-        <w:numPr>
-          <w:ilvl w:val="0"/>
-          <w:numId w:val="1009"/>
-        </w:numPr>
-      </w:pPr>
-      <w:r>
-        <w:t xml:space="preserve">Leading ELTE as a subcontracted partner in the</w:t>
-      </w:r>
-      <w:r>
-        <w:t xml:space="preserve"> </w:t>
-      </w:r>
-      <w:r>
-        <w:rPr>
-          <w:b/>
-          <w:bCs/>
-        </w:rPr>
-        <w:t xml:space="preserve">Mission-Driven National Laboratory 2026-2030</w:t>
-      </w:r>
-      <w:r>
-        <w:t xml:space="preserve">;</w:t>
-      </w:r>
-      <w:r>
-        <w:t xml:space="preserve"> </w:t>
-      </w:r>
-      <w:r>
-        <w:rPr>
-          <w:i/>
-          <w:iCs/>
-        </w:rPr>
-        <w:t xml:space="preserve">Title</w:t>
-      </w:r>
-      <w:r>
-        <w:t xml:space="preserve">: Mission-Driven National Laboratory for Antibiotic Resistance and Microbial Health;</w:t>
-      </w:r>
-      <w:r>
-        <w:t xml:space="preserve"> </w:t>
-      </w:r>
-      <w:r>
-        <w:rPr>
-          <w:i/>
-          <w:iCs/>
-        </w:rPr>
-        <w:t xml:space="preserve">PI</w:t>
-      </w:r>
-      <w:r>
-        <w:t xml:space="preserve">: Balázs Papp;</w:t>
-      </w:r>
-      <w:r>
-        <w:t xml:space="preserve"> </w:t>
-      </w:r>
-      <w:r>
-        <w:rPr>
-          <w:i/>
-          <w:iCs/>
-        </w:rPr>
-        <w:t xml:space="preserve">Number</w:t>
-      </w:r>
-      <w:r>
-        <w:t xml:space="preserve">: 2026-4.1.1-MISSZIÓK-2026-00023</w:t>
       </w:r>
     </w:p>
     <w:p>

--- a/docs/cv_en.docx
+++ b/docs/cv_en.docx
@@ -2861,7 +2861,7 @@
           <w:b/>
           <w:bCs/>
         </w:rPr>
-        <w:t xml:space="preserve">1060</w:t>
+        <w:t xml:space="preserve">1086</w:t>
       </w:r>
     </w:p>
     <w:p>
@@ -3181,7 +3181,7 @@
           <w:b/>
           <w:bCs/>
         </w:rPr>
-        <w:t xml:space="preserve">D1, IF: 20.5, IC: 125</w:t>
+        <w:t xml:space="preserve">D1, IF: 20.5, IC: 133</w:t>
       </w:r>
     </w:p>
     <w:bookmarkEnd w:id="100"/>
@@ -3249,7 +3249,7 @@
           <w:b/>
           <w:bCs/>
         </w:rPr>
-        <w:t xml:space="preserve">D1, IF: 45.5, IC: 62</w:t>
+        <w:t xml:space="preserve">D1, IF: 45.5, IC: 66</w:t>
       </w:r>
     </w:p>
     <w:p>
@@ -3802,7 +3802,7 @@
           <w:b/>
           <w:bCs/>
         </w:rPr>
-        <w:t xml:space="preserve">D1, IF: 5.8, IC: 174 “High impact paper” according to</w:t>
+        <w:t xml:space="preserve">D1, IF: 5.8, IC: 184 “High impact paper” according to</w:t>
       </w:r>
       <w:r>
         <w:rPr>
@@ -4021,7 +4021,7 @@
           <w:b/>
           <w:bCs/>
         </w:rPr>
-        <w:t xml:space="preserve">D1, IF: 15.54, IC: 109 Craig MacLean recommended it in</w:t>
+        <w:t xml:space="preserve">D1, IF: 15.54, IC: 110 Craig MacLean recommended it in</w:t>
       </w:r>
       <w:r>
         <w:rPr>
@@ -4261,7 +4261,7 @@
           <w:b/>
           <w:bCs/>
         </w:rPr>
-        <w:t xml:space="preserve">D1, IF: 9.58, IC: 96</w:t>
+        <w:t xml:space="preserve">D1, IF: 9.58, IC: 97</w:t>
       </w:r>
     </w:p>
     <w:bookmarkEnd w:id="125"/>
@@ -4547,7 +4547,7 @@
           <w:b/>
           <w:bCs/>
         </w:rPr>
-        <w:t xml:space="preserve">Q2, IF: 0.6, IC: 62</w:t>
+        <w:t xml:space="preserve">Q2, IF: 0.6, IC: 63</w:t>
       </w:r>
     </w:p>
     <w:p>
